--- a/1952.4/1952年4月1日，关于《矛盾论》的讨论志__LLM初注.docx
+++ b/1952.4/1952年4月1日，关于《矛盾论》的讨论志__LLM初注.docx
@@ -780,8 +780,13 @@
       </w:r>
     </w:p>
     <w:p>
+      <w:commentRangeStart w:id="0"/>
       <w:r>
         <w:t>1. 【需核】“统一性或同一性”是《矛盾论》中的核心哲学概念（即矛盾的同一性），是否需要另注哲学含义，请人工判断。</w:t>
+      </w:r>
+      <w:commentRangeEnd w:id="0"/>
+      <w:r>
+        <w:commentReference w:id="0"/>
       </w:r>
     </w:p>
     <w:sectPr>
@@ -797,6 +802,18 @@
     </w:sectPr>
   </w:body>
 </w:document>
+</file>
+
+<file path=word/comments.xml><?xml version="1.0" encoding="utf-8"?>
+<w:comments xmlns:w="http://schemas.openxmlformats.org/wordprocessingml/2006/main">
+  <w:comment w:id="0" w:author="LLM初注待核" w:date="2026-07-05T15:07:27Z">
+    <w:p>
+      <w:r>
+        <w:t>【需核】“统一性或同一性”是《矛盾论》中的核心哲学概念（即矛盾的同一性），是否需要另注哲学含义，请人工判断。</w:t>
+      </w:r>
+    </w:p>
+  </w:comment>
+</w:comments>
 </file>
 
 <file path=word/footer1.xml><?xml version="1.0" encoding="utf-8"?>

--- a/1952.4/1952年4月1日，关于《矛盾论》的讨论志__LLM初注.docx
+++ b/1952.4/1952年4月1日，关于《矛盾论》的讨论志__LLM初注.docx
@@ -786,6 +786,9 @@
       </w:r>
       <w:commentRangeEnd w:id="0"/>
       <w:r>
+        <w:rPr>
+          <w:rStyle w:val="CommentReference"/>
+        </w:rPr>
         <w:commentReference w:id="0"/>
       </w:r>
     </w:p>
@@ -808,6 +811,9 @@
 <w:comments xmlns:w="http://schemas.openxmlformats.org/wordprocessingml/2006/main">
   <w:comment w:id="0" w:author="LLM初注待核" w:date="2026-07-05T15:07:27Z">
     <w:p>
+      <w:pPr>
+        <w:pStyle w:val="CommentText"/>
+      </w:pPr>
       <w:r>
         <w:t>【需核】“统一性或同一性”是《矛盾论》中的核心哲学概念（即矛盾的同一性），是否需要另注哲学含义，请人工判断。</w:t>
       </w:r>

--- a/1952.4/1952年4月1日，关于《矛盾论》的讨论志__LLM初注.docx
+++ b/1952.4/1952年4月1日，关于《矛盾论》的讨论志__LLM初注.docx
@@ -41,14 +41,12 @@
       <w:r>
         <w:rPr>
           <w:rStyle w:val="FootnoteReference"/>
-        </w:rPr>
+          <w:vertAlign w:val="superscript"/>
+        </w:rPr>
+        <w:t>[</w:t>
         <w:footnoteReference w:id="4"/>
-      </w:r>
-      <w:r>
-        <w:rPr/>
-        <w:t xml:space="preserve">的讨论</w:t>
-      </w:r>
-      <w:bookmarkEnd w:id="0"/>
+        <w:t>]</w:t>
+      </w:r>
       <w:r>
         <w:rPr>
           <w:rFonts w:hint="eastAsia" w:ascii="黑体" w:hAnsi="黑体" w:eastAsia="黑体" w:cs="黑体"/>
@@ -57,6 +55,17 @@
           <w:vertAlign w:val="baseline"/>
           <w:lang w:val="en-US" w:eastAsia="zh-CN"/>
         </w:rPr>
+        <w:t xml:space="preserve">的讨论</w:t>
+      </w:r>
+      <w:bookmarkEnd w:id="0"/>
+      <w:r>
+        <w:rPr>
+          <w:rFonts w:hint="eastAsia" w:ascii="黑体" w:hAnsi="黑体" w:eastAsia="黑体" w:cs="黑体"/>
+          <w:sz w:val="44"/>
+          <w:szCs w:val="44"/>
+          <w:vertAlign w:val="baseline"/>
+          <w:lang w:val="en-US" w:eastAsia="zh-CN"/>
+        </w:rPr>
         <w:t xml:space="preserve"> </w:t>
       </w:r>
       <w:r>
@@ -71,13 +80,16 @@
       </w:r>
       <w:r>
         <w:rPr>
+          <w:rStyle w:val="FootnoteReference"/>
           <w:rFonts w:hint="eastAsia" w:ascii="仿宋" w:hAnsi="仿宋" w:eastAsia="仿宋" w:cs="仿宋"/>
           <w:sz w:val="36"/>
           <w:szCs w:val="36"/>
           <w:vertAlign w:val="superscript"/>
           <w:lang w:val="en-US" w:eastAsia="zh-CN"/>
         </w:rPr>
+        <w:t>[</w:t>
         <w:footnoteReference w:id="0"/>
+        <w:t>]</w:t>
       </w:r>
       <w:r>
         <w:rPr>
@@ -229,11 +241,18 @@
       <w:r>
         <w:rPr>
           <w:rStyle w:val="FootnoteReference"/>
-        </w:rPr>
+          <w:vertAlign w:val="superscript"/>
+        </w:rPr>
+        <w:t>[</w:t>
         <w:footnoteReference w:id="9"/>
-      </w:r>
-      <w:r>
-        <w:rPr/>
+        <w:t>]</w:t>
+      </w:r>
+      <w:r>
+        <w:rPr>
+          <w:rFonts w:hint="eastAsia" w:ascii="仿宋" w:hAnsi="仿宋" w:eastAsia="仿宋"/>
+          <w:sz w:val="32"/>
+          <w:szCs w:val="32"/>
+        </w:rPr>
         <w:t xml:space="preserve">有没有统一性或同一性？</w:t>
       </w:r>
     </w:p>
@@ -282,11 +301,18 @@
       <w:r>
         <w:rPr>
           <w:rStyle w:val="FootnoteReference"/>
-        </w:rPr>
+          <w:vertAlign w:val="superscript"/>
+        </w:rPr>
+        <w:t>[</w:t>
         <w:footnoteReference w:id="5"/>
-      </w:r>
-      <w:r>
-        <w:rPr/>
+        <w:t>]</w:t>
+      </w:r>
+      <w:r>
+        <w:rPr>
+          <w:rFonts w:hint="eastAsia" w:ascii="仿宋" w:hAnsi="仿宋" w:eastAsia="仿宋"/>
+          <w:sz w:val="32"/>
+          <w:szCs w:val="32"/>
+        </w:rPr>
         <w:t xml:space="preserve">自荐去向毛</w:t>
       </w:r>
       <w:r>
@@ -309,11 +335,18 @@
       <w:r>
         <w:rPr>
           <w:rStyle w:val="FootnoteReference"/>
-        </w:rPr>
+          <w:vertAlign w:val="superscript"/>
+        </w:rPr>
+        <w:t>[</w:t>
         <w:footnoteReference w:id="6"/>
-      </w:r>
-      <w:r>
-        <w:rPr/>
+        <w:t>]</w:t>
+      </w:r>
+      <w:r>
+        <w:rPr>
+          <w:rFonts w:hint="eastAsia" w:ascii="仿宋" w:hAnsi="仿宋" w:eastAsia="仿宋"/>
+          <w:sz w:val="32"/>
+          <w:szCs w:val="32"/>
+        </w:rPr>
         <w:t xml:space="preserve">的院落，来到毛</w:t>
       </w:r>
       <w:r>
@@ -336,11 +369,18 @@
       <w:r>
         <w:rPr>
           <w:rStyle w:val="FootnoteReference"/>
-        </w:rPr>
+          <w:vertAlign w:val="superscript"/>
+        </w:rPr>
+        <w:t>[</w:t>
         <w:footnoteReference w:id="7"/>
-      </w:r>
-      <w:r>
-        <w:rPr/>
+        <w:t>]</w:t>
+      </w:r>
+      <w:r>
+        <w:rPr>
+          <w:rFonts w:hint="eastAsia" w:ascii="仿宋" w:hAnsi="仿宋" w:eastAsia="仿宋"/>
+          <w:sz w:val="32"/>
+          <w:szCs w:val="32"/>
+        </w:rPr>
         <w:t xml:space="preserve">从办公室里走了出来</w:t>
       </w:r>
       <w:r>
@@ -724,11 +764,18 @@
       <w:r>
         <w:rPr>
           <w:rStyle w:val="FootnoteReference"/>
-        </w:rPr>
+          <w:vertAlign w:val="superscript"/>
+        </w:rPr>
+        <w:t>[</w:t>
         <w:footnoteReference w:id="8"/>
-      </w:r>
-      <w:r>
-        <w:rPr/>
+        <w:t>]</w:t>
+      </w:r>
+      <w:r>
+        <w:rPr>
+          <w:rFonts w:hint="eastAsia" w:ascii="仿宋" w:hAnsi="仿宋" w:eastAsia="仿宋"/>
+          <w:sz w:val="32"/>
+          <w:szCs w:val="32"/>
+        </w:rPr>
         <w:t xml:space="preserve">战争的战场上，缺少一方就讲不成抗美援朝的战争了。</w:t>
       </w:r>
     </w:p>

--- a/1952.4/1952年4月1日，关于《矛盾论》的讨论志__LLM初注.docx
+++ b/1952.4/1952年4月1日，关于《矛盾论》的讨论志__LLM初注.docx
@@ -43,9 +43,16 @@
           <w:rStyle w:val="FootnoteReference"/>
           <w:vertAlign w:val="superscript"/>
         </w:rPr>
-        <w:t>[</w:t>
+        <w:t>[1]</w:t>
+      </w:r>
+      <w:r>
+        <w:rPr>
+          <w:rStyle w:val="FootnoteReference"/>
+          <w:vertAlign w:val="superscript"/>
+          <w:vanish/>
+          <w:specVanish/>
+        </w:rPr>
         <w:footnoteReference w:id="4"/>
-        <w:t>]</w:t>
       </w:r>
       <w:r>
         <w:rPr>
@@ -70,36 +77,19 @@
       </w:r>
       <w:r>
         <w:rPr>
-          <w:rFonts w:hint="eastAsia" w:ascii="仿宋" w:hAnsi="仿宋" w:eastAsia="仿宋" w:cs="仿宋"/>
-          <w:sz w:val="36"/>
-          <w:szCs w:val="36"/>
+          <w:rStyle w:val="FootnoteReference"/>
           <w:vertAlign w:val="superscript"/>
-          <w:lang w:val="en-US" w:eastAsia="zh-CN"/>
-        </w:rPr>
-        <w:t>[</w:t>
-      </w:r>
-      <w:r>
-        <w:rPr>
-          <w:rStyle w:val="FootnoteReference"/>
-          <w:rFonts w:hint="eastAsia" w:ascii="仿宋" w:hAnsi="仿宋" w:eastAsia="仿宋" w:cs="仿宋"/>
-          <w:sz w:val="36"/>
-          <w:szCs w:val="36"/>
+        </w:rPr>
+        <w:t>[2]</w:t>
+      </w:r>
+      <w:r>
+        <w:rPr>
+          <w:rStyle w:val="FootnoteReference"/>
           <w:vertAlign w:val="superscript"/>
-          <w:lang w:val="en-US" w:eastAsia="zh-CN"/>
-        </w:rPr>
-        <w:t>[</w:t>
+          <w:vanish/>
+          <w:specVanish/>
+        </w:rPr>
         <w:footnoteReference w:id="0"/>
-        <w:t>]</w:t>
-      </w:r>
-      <w:r>
-        <w:rPr>
-          <w:rFonts w:hint="eastAsia" w:ascii="仿宋" w:hAnsi="仿宋" w:eastAsia="仿宋" w:cs="仿宋"/>
-          <w:sz w:val="36"/>
-          <w:szCs w:val="36"/>
-          <w:vertAlign w:val="superscript"/>
-          <w:lang w:val="en-US" w:eastAsia="zh-CN"/>
-        </w:rPr>
-        <w:t>]</w:t>
       </w:r>
     </w:p>
     <w:p>
@@ -243,9 +233,16 @@
           <w:rStyle w:val="FootnoteReference"/>
           <w:vertAlign w:val="superscript"/>
         </w:rPr>
-        <w:t>[</w:t>
+        <w:t>[3]</w:t>
+      </w:r>
+      <w:r>
+        <w:rPr>
+          <w:rStyle w:val="FootnoteReference"/>
+          <w:vertAlign w:val="superscript"/>
+          <w:vanish/>
+          <w:specVanish/>
+        </w:rPr>
         <w:footnoteReference w:id="9"/>
-        <w:t>]</w:t>
       </w:r>
       <w:r>
         <w:rPr>
@@ -303,9 +300,16 @@
           <w:rStyle w:val="FootnoteReference"/>
           <w:vertAlign w:val="superscript"/>
         </w:rPr>
-        <w:t>[</w:t>
+        <w:t>[4]</w:t>
+      </w:r>
+      <w:r>
+        <w:rPr>
+          <w:rStyle w:val="FootnoteReference"/>
+          <w:vertAlign w:val="superscript"/>
+          <w:vanish/>
+          <w:specVanish/>
+        </w:rPr>
         <w:footnoteReference w:id="5"/>
-        <w:t>]</w:t>
       </w:r>
       <w:r>
         <w:rPr>
@@ -337,9 +341,16 @@
           <w:rStyle w:val="FootnoteReference"/>
           <w:vertAlign w:val="superscript"/>
         </w:rPr>
-        <w:t>[</w:t>
+        <w:t>[5]</w:t>
+      </w:r>
+      <w:r>
+        <w:rPr>
+          <w:rStyle w:val="FootnoteReference"/>
+          <w:vertAlign w:val="superscript"/>
+          <w:vanish/>
+          <w:specVanish/>
+        </w:rPr>
         <w:footnoteReference w:id="6"/>
-        <w:t>]</w:t>
       </w:r>
       <w:r>
         <w:rPr>
@@ -371,9 +382,16 @@
           <w:rStyle w:val="FootnoteReference"/>
           <w:vertAlign w:val="superscript"/>
         </w:rPr>
-        <w:t>[</w:t>
+        <w:t>[6]</w:t>
+      </w:r>
+      <w:r>
+        <w:rPr>
+          <w:rStyle w:val="FootnoteReference"/>
+          <w:vertAlign w:val="superscript"/>
+          <w:vanish/>
+          <w:specVanish/>
+        </w:rPr>
         <w:footnoteReference w:id="7"/>
-        <w:t>]</w:t>
       </w:r>
       <w:r>
         <w:rPr>
@@ -766,9 +784,16 @@
           <w:rStyle w:val="FootnoteReference"/>
           <w:vertAlign w:val="superscript"/>
         </w:rPr>
-        <w:t>[</w:t>
+        <w:t>[7]</w:t>
+      </w:r>
+      <w:r>
+        <w:rPr>
+          <w:rStyle w:val="FootnoteReference"/>
+          <w:vertAlign w:val="superscript"/>
+          <w:vanish/>
+          <w:specVanish/>
+        </w:rPr>
         <w:footnoteReference w:id="8"/>
-        <w:t>]</w:t>
       </w:r>
       <w:r>
         <w:rPr>
@@ -1000,13 +1025,39 @@
       </w:pPr>
       <w:r>
         <w:rPr>
+          <w:rStyle w:val="FootnoteReference"/>
+        </w:rPr>
+        <w:t>[2]</w:t>
+      </w:r>
+      <w:r>
+        <w:rPr>
+          <w:rFonts w:hint="eastAsia" w:asciiTheme="minorEastAsia" w:hAnsiTheme="minorEastAsia" w:cstheme="minorBidi"/>
+          <w:kern w:val="2"/>
+          <w:sz w:val="21"/>
+          <w:szCs w:val="21"/>
+          <w:lang w:val="en-US" w:eastAsia="zh-CN" w:bidi="ar-SA"/>
+        </w:rPr>
+        <w:t>关于本文的真实性及时间还存在争议，《</w:t>
+      </w:r>
+      <w:r>
+        <w:rPr>
           <w:rFonts w:hint="eastAsia" w:asciiTheme="minorEastAsia" w:hAnsiTheme="minorEastAsia" w:eastAsiaTheme="minorEastAsia" w:cstheme="minorBidi"/>
           <w:kern w:val="2"/>
           <w:sz w:val="21"/>
           <w:szCs w:val="21"/>
           <w:lang w:val="en-US" w:eastAsia="zh-CN" w:bidi="ar-SA"/>
         </w:rPr>
-        <w:t>[</w:t>
+        <w:t>毛泽东年谱</w:t>
+      </w:r>
+      <w:r>
+        <w:rPr>
+          <w:rFonts w:hint="eastAsia" w:asciiTheme="minorEastAsia" w:hAnsiTheme="minorEastAsia" w:cstheme="minorBidi"/>
+          <w:kern w:val="2"/>
+          <w:sz w:val="21"/>
+          <w:szCs w:val="21"/>
+          <w:lang w:val="en-US" w:eastAsia="zh-CN" w:bidi="ar-SA"/>
+        </w:rPr>
+        <w:t>》中并未记载。</w:t>
       </w:r>
       <w:r>
         <w:rPr>
@@ -1016,17 +1067,7 @@
           <w:szCs w:val="21"/>
           <w:lang w:val="en-US" w:eastAsia="zh-CN" w:bidi="ar-SA"/>
         </w:rPr>
-        <w:footnoteRef/>
-      </w:r>
-      <w:r>
-        <w:rPr>
-          <w:rFonts w:hint="eastAsia" w:asciiTheme="minorEastAsia" w:hAnsiTheme="minorEastAsia" w:eastAsiaTheme="minorEastAsia" w:cstheme="minorBidi"/>
-          <w:kern w:val="2"/>
-          <w:sz w:val="21"/>
-          <w:szCs w:val="21"/>
-          <w:lang w:val="en-US" w:eastAsia="zh-CN" w:bidi="ar-SA"/>
-        </w:rPr>
-        <w:t>]</w:t>
+        <w:t>本文是根据</w:t>
       </w:r>
       <w:r>
         <w:rPr>
@@ -1036,46 +1077,6 @@
           <w:szCs w:val="21"/>
           <w:lang w:val="en-US" w:eastAsia="zh-CN" w:bidi="ar-SA"/>
         </w:rPr>
-        <w:t>关于本文的真实性及时间还存在争议，《</w:t>
-      </w:r>
-      <w:r>
-        <w:rPr>
-          <w:rFonts w:hint="eastAsia" w:asciiTheme="minorEastAsia" w:hAnsiTheme="minorEastAsia" w:eastAsiaTheme="minorEastAsia" w:cstheme="minorBidi"/>
-          <w:kern w:val="2"/>
-          <w:sz w:val="21"/>
-          <w:szCs w:val="21"/>
-          <w:lang w:val="en-US" w:eastAsia="zh-CN" w:bidi="ar-SA"/>
-        </w:rPr>
-        <w:t>毛泽东年谱</w:t>
-      </w:r>
-      <w:r>
-        <w:rPr>
-          <w:rFonts w:hint="eastAsia" w:asciiTheme="minorEastAsia" w:hAnsiTheme="minorEastAsia" w:cstheme="minorBidi"/>
-          <w:kern w:val="2"/>
-          <w:sz w:val="21"/>
-          <w:szCs w:val="21"/>
-          <w:lang w:val="en-US" w:eastAsia="zh-CN" w:bidi="ar-SA"/>
-        </w:rPr>
-        <w:t>》中并未记载。</w:t>
-      </w:r>
-      <w:r>
-        <w:rPr>
-          <w:rFonts w:hint="eastAsia" w:asciiTheme="minorEastAsia" w:hAnsiTheme="minorEastAsia" w:eastAsiaTheme="minorEastAsia" w:cstheme="minorBidi"/>
-          <w:kern w:val="2"/>
-          <w:sz w:val="21"/>
-          <w:szCs w:val="21"/>
-          <w:lang w:val="en-US" w:eastAsia="zh-CN" w:bidi="ar-SA"/>
-        </w:rPr>
-        <w:t>本文是根据</w:t>
-      </w:r>
-      <w:r>
-        <w:rPr>
-          <w:rFonts w:hint="eastAsia" w:asciiTheme="minorEastAsia" w:hAnsiTheme="minorEastAsia" w:cstheme="minorBidi"/>
-          <w:kern w:val="2"/>
-          <w:sz w:val="21"/>
-          <w:szCs w:val="21"/>
-          <w:lang w:val="en-US" w:eastAsia="zh-CN" w:bidi="ar-SA"/>
-        </w:rPr>
         <w:t>东方直心同志编著的《毛泽东大传》（2021年终极版）第六卷，第2086页记载内容编辑而成。标题为编者所加。</w:t>
       </w:r>
     </w:p>
@@ -1093,15 +1094,25 @@
       </w:pPr>
       <w:r>
         <w:rPr>
+          <w:rStyle w:val="FootnoteReference"/>
+        </w:rPr>
+        <w:t>[1]</w:t>
+      </w:r>
+      <w:r>
+        <w:rPr>
           <w:rFonts w:asciiTheme="minorEastAsia" w:hAnsiTheme="minorEastAsia" w:eastAsiaTheme="minorEastAsia" w:cstheme="minorBidi"/>
           <w:kern w:val="2"/>
           <w:sz w:val="21"/>
           <w:szCs w:val="21"/>
           <w:lang w:val="en-US" w:eastAsia="zh-CN" w:bidi="ar-SA"/>
         </w:rPr>
-        <w:footnoteRef/>
-      </w:r>
-      <w:r>
+        <w:t xml:space="preserve">《矛盾论》，毛泽东的哲学著作，1937年8月在延安抗日军事政治大学作讲演，后收入《毛泽东选集》第一卷。与《实践论》并称为毛泽东哲学思想的代表作，系统论述了唯物辩证法的对立统一规律。本文中提到的“重新发表”指1952年4月1日《人民日报》重新刊登《矛盾论》。</w:t>
+      </w:r>
+    </w:p>
+  </w:footnote>
+  <w:footnote w:id="5">
+    <w:p>
+      <w:pPr>
         <w:rPr>
           <w:rFonts w:asciiTheme="minorEastAsia" w:hAnsiTheme="minorEastAsia" w:eastAsiaTheme="minorEastAsia" w:cstheme="minorBidi"/>
           <w:kern w:val="2"/>
@@ -1109,13 +1120,14 @@
           <w:szCs w:val="21"/>
           <w:lang w:val="en-US" w:eastAsia="zh-CN" w:bidi="ar-SA"/>
         </w:rPr>
-        <w:t xml:space="preserve">《矛盾论》，毛泽东的哲学著作，1937年8月在延安抗日军事政治大学作讲演，后收入《毛泽东选集》第一卷。与《实践论》并称为毛泽东哲学思想的代表作，系统论述了唯物辩证法的对立统一规律。本文中提到的“重新发表”指1952年4月1日《人民日报》重新刊登《矛盾论》。</w:t>
-      </w:r>
-    </w:p>
-  </w:footnote>
-  <w:footnote w:id="5">
-    <w:p>
-      <w:pPr>
+      </w:pPr>
+      <w:r>
+        <w:rPr>
+          <w:rStyle w:val="FootnoteReference"/>
+        </w:rPr>
+        <w:t>[4]</w:t>
+      </w:r>
+      <w:r>
         <w:rPr>
           <w:rFonts w:asciiTheme="minorEastAsia" w:hAnsiTheme="minorEastAsia" w:eastAsiaTheme="minorEastAsia" w:cstheme="minorBidi"/>
           <w:kern w:val="2"/>
@@ -1123,8 +1135,13 @@
           <w:szCs w:val="21"/>
           <w:lang w:val="en-US" w:eastAsia="zh-CN" w:bidi="ar-SA"/>
         </w:rPr>
-      </w:pPr>
-      <w:r>
+        <w:t xml:space="preserve">王鹤滨（1924—），毛泽东的保健医生，1949年至1954年任毛泽东秘书兼保健医生。</w:t>
+      </w:r>
+    </w:p>
+  </w:footnote>
+  <w:footnote w:id="6">
+    <w:p>
+      <w:pPr>
         <w:rPr>
           <w:rFonts w:asciiTheme="minorEastAsia" w:hAnsiTheme="minorEastAsia" w:eastAsiaTheme="minorEastAsia" w:cstheme="minorBidi"/>
           <w:kern w:val="2"/>
@@ -1132,7 +1149,12 @@
           <w:szCs w:val="21"/>
           <w:lang w:val="en-US" w:eastAsia="zh-CN" w:bidi="ar-SA"/>
         </w:rPr>
-        <w:footnoteRef/>
+      </w:pPr>
+      <w:r>
+        <w:rPr>
+          <w:rStyle w:val="FootnoteReference"/>
+        </w:rPr>
+        <w:t>[5]</w:t>
       </w:r>
       <w:r>
         <w:rPr>
@@ -1142,11 +1164,11 @@
           <w:szCs w:val="21"/>
           <w:lang w:val="en-US" w:eastAsia="zh-CN" w:bidi="ar-SA"/>
         </w:rPr>
-        <w:t xml:space="preserve">王鹤滨（1924—），毛泽东的保健医生，1949年至1954年任毛泽东秘书兼保健医生。</w:t>
+        <w:t xml:space="preserve">菊香书屋，位于北京中南海丰泽园内，是毛泽东1949年至1966年的住所和办公室。</w:t>
       </w:r>
     </w:p>
   </w:footnote>
-  <w:footnote w:id="6">
+  <w:footnote w:id="7">
     <w:p>
       <w:pPr>
         <w:rPr>
@@ -1159,15 +1181,25 @@
       </w:pPr>
       <w:r>
         <w:rPr>
+          <w:rStyle w:val="FootnoteReference"/>
+        </w:rPr>
+        <w:t>[6]</w:t>
+      </w:r>
+      <w:r>
+        <w:rPr>
           <w:rFonts w:asciiTheme="minorEastAsia" w:hAnsiTheme="minorEastAsia" w:eastAsiaTheme="minorEastAsia" w:cstheme="minorBidi"/>
           <w:kern w:val="2"/>
           <w:sz w:val="21"/>
           <w:szCs w:val="21"/>
           <w:lang w:val="en-US" w:eastAsia="zh-CN" w:bidi="ar-SA"/>
         </w:rPr>
-        <w:footnoteRef/>
-      </w:r>
-      <w:r>
+        <w:t xml:space="preserve">江青（1914—1991），山东诸城人，毛泽东的夫人。时任中共中央宣传部文艺处副处长。</w:t>
+      </w:r>
+    </w:p>
+  </w:footnote>
+  <w:footnote w:id="8">
+    <w:p>
+      <w:pPr>
         <w:rPr>
           <w:rFonts w:asciiTheme="minorEastAsia" w:hAnsiTheme="minorEastAsia" w:eastAsiaTheme="minorEastAsia" w:cstheme="minorBidi"/>
           <w:kern w:val="2"/>
@@ -1175,13 +1207,14 @@
           <w:szCs w:val="21"/>
           <w:lang w:val="en-US" w:eastAsia="zh-CN" w:bidi="ar-SA"/>
         </w:rPr>
-        <w:t xml:space="preserve">菊香书屋，位于北京中南海丰泽园内，是毛泽东1949年至1966年的住所和办公室。</w:t>
-      </w:r>
-    </w:p>
-  </w:footnote>
-  <w:footnote w:id="7">
-    <w:p>
-      <w:pPr>
+      </w:pPr>
+      <w:r>
+        <w:rPr>
+          <w:rStyle w:val="FootnoteReference"/>
+        </w:rPr>
+        <w:t>[7]</w:t>
+      </w:r>
+      <w:r>
         <w:rPr>
           <w:rFonts w:asciiTheme="minorEastAsia" w:hAnsiTheme="minorEastAsia" w:eastAsiaTheme="minorEastAsia" w:cstheme="minorBidi"/>
           <w:kern w:val="2"/>
@@ -1189,8 +1222,13 @@
           <w:szCs w:val="21"/>
           <w:lang w:val="en-US" w:eastAsia="zh-CN" w:bidi="ar-SA"/>
         </w:rPr>
-      </w:pPr>
-      <w:r>
+        <w:t xml:space="preserve">抗美援朝，即中国人民志愿军赴朝鲜支援朝鲜人民抗击以美国为首的联合国军的战争，1950年10月开始。</w:t>
+      </w:r>
+    </w:p>
+  </w:footnote>
+  <w:footnote w:id="9">
+    <w:p>
+      <w:pPr>
         <w:rPr>
           <w:rFonts w:asciiTheme="minorEastAsia" w:hAnsiTheme="minorEastAsia" w:eastAsiaTheme="minorEastAsia" w:cstheme="minorBidi"/>
           <w:kern w:val="2"/>
@@ -1198,73 +1236,12 @@
           <w:szCs w:val="21"/>
           <w:lang w:val="en-US" w:eastAsia="zh-CN" w:bidi="ar-SA"/>
         </w:rPr>
-        <w:footnoteRef/>
-      </w:r>
-      <w:r>
-        <w:rPr>
-          <w:rFonts w:asciiTheme="minorEastAsia" w:hAnsiTheme="minorEastAsia" w:eastAsiaTheme="minorEastAsia" w:cstheme="minorBidi"/>
-          <w:kern w:val="2"/>
-          <w:sz w:val="21"/>
-          <w:szCs w:val="21"/>
-          <w:lang w:val="en-US" w:eastAsia="zh-CN" w:bidi="ar-SA"/>
-        </w:rPr>
-        <w:t xml:space="preserve">江青（1914—1991），山东诸城人，毛泽东的夫人。时任中共中央宣传部文艺处副处长。</w:t>
-      </w:r>
-    </w:p>
-  </w:footnote>
-  <w:footnote w:id="8">
-    <w:p>
-      <w:pPr>
-        <w:rPr>
-          <w:rFonts w:asciiTheme="minorEastAsia" w:hAnsiTheme="minorEastAsia" w:eastAsiaTheme="minorEastAsia" w:cstheme="minorBidi"/>
-          <w:kern w:val="2"/>
-          <w:sz w:val="21"/>
-          <w:szCs w:val="21"/>
-          <w:lang w:val="en-US" w:eastAsia="zh-CN" w:bidi="ar-SA"/>
-        </w:rPr>
-      </w:pPr>
-      <w:r>
-        <w:rPr>
-          <w:rFonts w:asciiTheme="minorEastAsia" w:hAnsiTheme="minorEastAsia" w:eastAsiaTheme="minorEastAsia" w:cstheme="minorBidi"/>
-          <w:kern w:val="2"/>
-          <w:sz w:val="21"/>
-          <w:szCs w:val="21"/>
-          <w:lang w:val="en-US" w:eastAsia="zh-CN" w:bidi="ar-SA"/>
-        </w:rPr>
-        <w:footnoteRef/>
-      </w:r>
-      <w:r>
-        <w:rPr>
-          <w:rFonts w:asciiTheme="minorEastAsia" w:hAnsiTheme="minorEastAsia" w:eastAsiaTheme="minorEastAsia" w:cstheme="minorBidi"/>
-          <w:kern w:val="2"/>
-          <w:sz w:val="21"/>
-          <w:szCs w:val="21"/>
-          <w:lang w:val="en-US" w:eastAsia="zh-CN" w:bidi="ar-SA"/>
-        </w:rPr>
-        <w:t xml:space="preserve">抗美援朝，即中国人民志愿军赴朝鲜支援朝鲜人民抗击以美国为首的联合国军的战争，1950年10月开始。</w:t>
-      </w:r>
-    </w:p>
-  </w:footnote>
-  <w:footnote w:id="9">
-    <w:p>
-      <w:pPr>
-        <w:rPr>
-          <w:rFonts w:asciiTheme="minorEastAsia" w:hAnsiTheme="minorEastAsia" w:eastAsiaTheme="minorEastAsia" w:cstheme="minorBidi"/>
-          <w:kern w:val="2"/>
-          <w:sz w:val="21"/>
-          <w:szCs w:val="21"/>
-          <w:lang w:val="en-US" w:eastAsia="zh-CN" w:bidi="ar-SA"/>
-        </w:rPr>
-      </w:pPr>
-      <w:r>
-        <w:rPr>
-          <w:rFonts w:asciiTheme="minorEastAsia" w:hAnsiTheme="minorEastAsia" w:eastAsiaTheme="minorEastAsia" w:cstheme="minorBidi"/>
-          <w:kern w:val="2"/>
-          <w:sz w:val="21"/>
-          <w:szCs w:val="21"/>
-          <w:lang w:val="en-US" w:eastAsia="zh-CN" w:bidi="ar-SA"/>
-        </w:rPr>
-        <w:footnoteRef/>
+      </w:pPr>
+      <w:r>
+        <w:rPr>
+          <w:rStyle w:val="FootnoteReference"/>
+        </w:rPr>
+        <w:t>[3]</w:t>
       </w:r>
       <w:r>
         <w:rPr>
